--- a/Fase 2/Evidencias Proyecto (version Agil)/Documento 02- Product Backlog.docx
+++ b/Fase 2/Evidencias Proyecto (version Agil)/Documento 02- Product Backlog.docx
@@ -190,7 +190,7 @@
                         <w:szCs w:val="44"/>
                         <w:lang w:val="es-AR"/>
                       </w:rPr>
-                      <w:t xml:space="preserve">Proyecto: Mira – Sistema de gestión y trazabilidad de equipos de geomensura</w:t>
+                      <w:t xml:space="preserve">Proyecto: </w:t>
                     </w:r>
                     <w:r>
                       <w:rPr>
@@ -201,7 +201,7 @@
                         <w:szCs w:val="44"/>
                         <w:lang w:val="es-AR"/>
                       </w:rPr>
-                      <w:t/>
+                      <w:t xml:space="preserve">Mira – Sistema de gestión y trazabilidad de equipos de geomensura</w:t>
                     </w:r>
                   </w:p>
                 </w:tc>
@@ -255,7 +255,7 @@
                     <w:b/>
                     <w:bCs/>
                   </w:rPr>
-                  <w:t xml:space="preserve">Revisión: 01</w:t>
+                  <w:t>Revisión</w:t>
                 </w:r>
                 <w:r>
                   <w:rPr>
@@ -263,6 +263,26 @@
                     <w:b/>
                     <w:bCs/>
                     <w:i/>
+                  </w:rPr>
+                  <w:t xml:space="preserve">: </w:t>
+                </w:r>
+                <w:r>
+                  <w:rPr>
+                    <w:rFonts w:cstheme="minorHAnsi"/>
+                    <w:b/>
+                    <w:bCs/>
+                    <w:i/>
+                    <w:color w:val="FF0000"/>
+                  </w:rPr>
+                  <w:t xml:space="preserve">01</w:t>
+                </w:r>
+                <w:r>
+                  <w:rPr>
+                    <w:rFonts w:cstheme="minorHAnsi"/>
+                    <w:b/>
+                    <w:bCs/>
+                    <w:i/>
+                    <w:color w:val="FF0000"/>
                   </w:rPr>
                   <w:t xml:space="preserve"/>
                 </w:r>
@@ -274,27 +294,7 @@
                     <w:i/>
                     <w:color w:val="FF0000"/>
                   </w:rPr>
-                  <w:t/>
-                </w:r>
-                <w:r>
-                  <w:rPr>
-                    <w:rFonts w:cstheme="minorHAnsi"/>
-                    <w:b/>
-                    <w:bCs/>
-                    <w:i/>
-                    <w:color w:val="FF0000"/>
-                  </w:rPr>
-                  <w:t/>
-                </w:r>
-                <w:r>
-                  <w:rPr>
-                    <w:rFonts w:cstheme="minorHAnsi"/>
-                    <w:b/>
-                    <w:bCs/>
-                    <w:i/>
-                    <w:color w:val="FF0000"/>
-                  </w:rPr>
-                  <w:t/>
+                  <w:t xml:space="preserve"/>
                 </w:r>
               </w:p>
             </w:tc>
@@ -8199,6 +8199,7 @@
       </w:r>
       <w:r>
         <w:rPr>
+          <w:color w:val="FF0000"/>
           <w:sz w:val="20"/>
         </w:rPr>
         <w:t>16-10-2026</w:t>
@@ -8243,6 +8244,7 @@
     <w:p>
       <w:pPr>
         <w:pStyle w:val="Ttulo1"/>
+        <w:keepNext/>
       </w:pPr>
       <w:bookmarkStart w:id="9002" w:name="_TocMira9002"/>
       <w:bookmarkStart w:id="2" w:name="_Toc241504845"/>
@@ -8272,6 +8274,9 @@
         <w:gridCol w:w="5275"/>
       </w:tblGrid>
       <w:tr>
+        <w:trPr>
+          <w:cantSplit/>
+        </w:trPr>
         <w:tc>
           <w:tcPr>
             <w:tcW w:w="3539" w:type="dxa"/>
@@ -8279,6 +8284,7 @@
           </w:tcPr>
           <w:p>
             <w:pPr>
+              <w:keepNext/>
               <w:jc w:val="both"/>
               <w:rPr>
                 <w:rFonts w:asciiTheme="minorHAnsi" w:hAnsiTheme="minorHAnsi" w:cstheme="minorHAnsi"/>
@@ -8305,6 +8311,7 @@
           </w:tcPr>
           <w:p>
             <w:pPr>
+              <w:keepNext/>
               <w:jc w:val="both"/>
               <w:rPr>
                 <w:rFonts w:asciiTheme="minorHAnsi" w:hAnsiTheme="minorHAnsi" w:cstheme="minorHAnsi"/>
@@ -8328,6 +8335,7 @@
       <w:tr>
         <w:trPr>
           <w:trHeight w:val="465"/>
+          <w:cantSplit/>
         </w:trPr>
         <w:tc>
           <w:tcPr>
@@ -8336,6 +8344,7 @@
           </w:tcPr>
           <w:p>
             <w:pPr>
+              <w:keepNext/>
               <w:jc w:val="both"/>
               <w:rPr>
                 <w:rFonts w:asciiTheme="minorHAnsi" w:hAnsiTheme="minorHAnsi" w:cstheme="minorHAnsi"/>
@@ -8356,6 +8365,7 @@
           </w:tcPr>
           <w:p>
             <w:pPr>
+              <w:keepNext/>
               <w:jc w:val="both"/>
               <w:rPr>
                 <w:rFonts w:asciiTheme="minorHAnsi" w:hAnsiTheme="minorHAnsi" w:cstheme="minorHAnsi"/>
@@ -8373,6 +8383,7 @@
       <w:tr>
         <w:trPr>
           <w:trHeight w:val="465"/>
+          <w:cantSplit/>
         </w:trPr>
         <w:tc>
           <w:tcPr>
@@ -8451,7 +8462,25 @@
         <w:jc w:val="both"/>
       </w:pPr>
       <w:r>
-        <w:t>Las historias de usuario descomponen las nueve épicas definidas en la Fase 1, dimensionadas mediante Poker Planning en cien puntos de función (PF). Cada historia conserva la épica de la que proviene y su peso relativo en la misma escala, de modo que la suma de las historias de una épica es igual al tamaño de la épica. Los criterios de aceptación son verificables: cada uno se traduce en una prueba automatizada, tal como exige la Definition of Done del equipo.</w:t>
+        <w:t xml:space="preserve">Las historias de usuario descomponen las nueve épicas definidas en la Fase 1, dimensionadas mediante </w:t>
+      </w:r>
+      <w:r>
+        <w:rPr>
+          <w:i/>
+        </w:rPr>
+        <w:t>Poker Planning</w:t>
+      </w:r>
+      <w:r>
+        <w:t xml:space="preserve"> en cien puntos de función (PF). Cada historia conserva la épica de la que proviene y su peso relativo en la misma escala, de modo que la suma de las historias de una épica es igual al tamaño de la épica. Los criterios de aceptación son verificables: cada uno se traduce en una prueba automatizada, tal como exige la </w:t>
+      </w:r>
+      <w:r>
+        <w:rPr>
+          <w:i/>
+        </w:rPr>
+        <w:t>Definition of Done</w:t>
+      </w:r>
+      <w:r>
+        <w:t xml:space="preserve"> del equipo.</w:t>
       </w:r>
     </w:p>
     <w:p>
@@ -13998,7 +14027,34 @@
         <w:jc w:val="both"/>
       </w:pPr>
       <w:r>
-        <w:t>El trabajo se organiza en sprints de dos semanas, cada uno con un objetivo enunciado en una sola frase, una demostración al cierre y la Definition of Done como criterio de término. Desde la semana 8 cada semana se trabaja en una rama propia del repositorio, que se integra a la rama principal mediante pull request revisado por el otro integrante.</w:t>
+        <w:t xml:space="preserve">El trabajo se organiza en </w:t>
+      </w:r>
+      <w:r>
+        <w:rPr>
+          <w:i/>
+        </w:rPr>
+        <w:t>sprints</w:t>
+      </w:r>
+      <w:r>
+        <w:t xml:space="preserve"> de dos semanas, cada uno con un objetivo enunciado en una sola frase, una demostración al cierre y la </w:t>
+      </w:r>
+      <w:r>
+        <w:rPr>
+          <w:i/>
+        </w:rPr>
+        <w:t>Definition of Done</w:t>
+      </w:r>
+      <w:r>
+        <w:t xml:space="preserve"> como criterio de término. Desde la semana 8 cada semana se trabaja en una rama propia del repositorio, que se integra a la rama principal mediante </w:t>
+      </w:r>
+      <w:r>
+        <w:rPr>
+          <w:i/>
+        </w:rPr>
+        <w:t>pull request</w:t>
+      </w:r>
+      <w:r>
+        <w:t xml:space="preserve"> revisado por el otro integrante.</w:t>
       </w:r>
     </w:p>
     <w:p>
@@ -14073,7 +14129,15 @@
                 <w:b/>
                 <w:sz w:val="19"/>
               </w:rPr>
-              <w:t>Objetivo del sprint</w:t>
+              <w:t xml:space="preserve">Objetivo del </w:t>
+            </w:r>
+            <w:r>
+              <w:rPr>
+                <w:b/>
+                <w:i/>
+                <w:sz w:val="19"/>
+              </w:rPr>
+              <w:t>sprint</w:t>
             </w:r>
           </w:p>
         </w:tc>

--- a/Fase 2/Evidencias Proyecto (version Agil)/Documento 02- Product Backlog.docx
+++ b/Fase 2/Evidencias Proyecto (version Agil)/Documento 02- Product Backlog.docx
@@ -12316,10 +12316,9 @@
     <w:tbl>
       <w:tblPr>
         <w:tblStyle w:val="Tablaconcuadrcula1clara-nfasis1"/>
+        <w:tblW w:w="9072" w:type="dxa"/>
         <w:tblLayout w:type="fixed"/>
         <w:tblLook w:firstColumn="1" w:firstRow="1" w:lastColumn="0" w:lastRow="0" w:noHBand="0" w:noVBand="1" w:val="04A0"/>
-        <w:tblW w:w="9072" w:type="dxa"/>
-        <w:tblLayout w:type="fixed"/>
       </w:tblPr>
       <w:tblGrid>
         <w:gridCol w:w="6336"/>
@@ -14072,10 +14071,9 @@
     <w:tbl>
       <w:tblPr>
         <w:tblStyle w:val="Tablaconcuadrcula1clara-nfasis1"/>
+        <w:tblW w:w="9072" w:type="dxa"/>
         <w:tblLayout w:type="fixed"/>
         <w:tblLook w:firstColumn="1" w:firstRow="1" w:lastColumn="0" w:lastRow="0" w:noHBand="0" w:noVBand="1" w:val="04A0"/>
-        <w:tblW w:w="9072" w:type="dxa"/>
-        <w:tblLayout w:type="fixed"/>
       </w:tblPr>
       <w:tblGrid>
         <w:gridCol w:w="1007"/>
@@ -14579,10 +14577,9 @@
     <w:tbl>
       <w:tblPr>
         <w:tblStyle w:val="Tablaconcuadrcula1clara-nfasis1"/>
+        <w:tblW w:w="9072" w:type="dxa"/>
         <w:tblLayout w:type="fixed"/>
         <w:tblLook w:firstColumn="1" w:firstRow="1" w:lastColumn="0" w:lastRow="0" w:noHBand="0" w:noVBand="1" w:val="04A0"/>
-        <w:tblW w:w="9072" w:type="dxa"/>
-        <w:tblLayout w:type="fixed"/>
       </w:tblPr>
       <w:tblGrid>
         <w:gridCol w:w="1080"/>

--- a/Fase 2/Evidencias Proyecto (version Agil)/Documento 02- Product Backlog.docx
+++ b/Fase 2/Evidencias Proyecto (version Agil)/Documento 02- Product Backlog.docx
@@ -1326,7 +1326,7 @@
                 <w:noProof/>
                 <w:webHidden/>
               </w:rPr>
-              <w:t>5</w:t>
+              <w:t>6</w:t>
             </w:r>
             <w:r>
               <w:rPr>
@@ -2061,7 +2061,7 @@
                 <w:noProof/>
                 <w:webHidden/>
               </w:rPr>
-              <w:t>6</w:t>
+              <w:t>7</w:t>
             </w:r>
             <w:r>
               <w:rPr>
@@ -2878,7 +2878,7 @@
                 <w:noProof/>
                 <w:webHidden/>
               </w:rPr>
-              <w:t>7</w:t>
+              <w:t>8</w:t>
             </w:r>
             <w:r>
               <w:rPr>
@@ -3695,7 +3695,7 @@
                 <w:noProof/>
                 <w:webHidden/>
               </w:rPr>
-              <w:t>8</w:t>
+              <w:t>9</w:t>
             </w:r>
             <w:r>
               <w:rPr>
@@ -4430,7 +4430,7 @@
                 <w:noProof/>
                 <w:webHidden/>
               </w:rPr>
-              <w:t>9</w:t>
+              <w:t>10</w:t>
             </w:r>
             <w:r>
               <w:rPr>
@@ -5246,7 +5246,7 @@
                 <w:noProof/>
                 <w:webHidden/>
               </w:rPr>
-              <w:t>10</w:t>
+              <w:t>11</w:t>
             </w:r>
             <w:r>
               <w:rPr>
@@ -5328,7 +5328,7 @@
                 <w:noProof/>
                 <w:webHidden/>
               </w:rPr>
-              <w:t>10</w:t>
+              <w:t>11</w:t>
             </w:r>
             <w:r>
               <w:rPr>
@@ -6226,7 +6226,7 @@
                 <w:noProof/>
                 <w:webHidden/>
               </w:rPr>
-              <w:t>11</w:t>
+              <w:t>12</w:t>
             </w:r>
             <w:r>
               <w:rPr>
@@ -6308,7 +6308,7 @@
                 <w:noProof/>
                 <w:webHidden/>
               </w:rPr>
-              <w:t>11</w:t>
+              <w:t>12</w:t>
             </w:r>
             <w:r>
               <w:rPr>
@@ -7125,7 +7125,7 @@
                 <w:noProof/>
                 <w:webHidden/>
               </w:rPr>
-              <w:t>12</w:t>
+              <w:t>13</w:t>
             </w:r>
             <w:r>
               <w:rPr>
@@ -7206,7 +7206,7 @@
                 <w:noProof/>
                 <w:webHidden/>
               </w:rPr>
-              <w:t>12</w:t>
+              <w:t>13</w:t>
             </w:r>
             <w:r>
               <w:rPr>
@@ -8488,7 +8488,7 @@
         <w:jc w:val="both"/>
       </w:pPr>
       <w:r>
-        <w:t>Los actores corresponden a los cuatro roles del sistema: administrador, encargado de bodega, vendedor y jefatura. Las historias HU-01 a HU-05 son las que el equipo comprometió para el Sprint 1 en el control de avance del 8 de octubre; HU-06 y HU-07 completan las épicas E001 y E002.</w:t>
+        <w:t>Los actores corresponden a los cuatro roles del sistema: administrador, encargado de bodega, vendedor y jefatura. Las historias HU-01 a HU-05 son las que el equipo comprometió para el Sprint 1 en el control de avance del 8 de octubre; HU-06 y HU-07 completan las épicas E001 y E002. HU-08, administración de bodegas, se adelantó del Sprint 3 al Sprint 2 porque el registro de un equipo exige que exista al menos una bodega.</w:t>
       </w:r>
     </w:p>
     <w:p>
@@ -9573,7 +9573,7 @@
         <w:t>Sprint:</w:t>
       </w:r>
       <w:r>
-        <w:t xml:space="preserve"> 3.</w:t>
+        <w:t xml:space="preserve"> 2.</w:t>
       </w:r>
     </w:p>
     <w:p>
@@ -14295,7 +14295,7 @@
               <w:rPr>
                 <w:sz w:val="19"/>
               </w:rPr>
-              <w:t>HU-01 a HU-07 (21 PF)</w:t>
+              <w:t>HU-01 a HU-08 (24 PF)</w:t>
             </w:r>
           </w:p>
         </w:tc>
@@ -14309,7 +14309,7 @@
               <w:rPr>
                 <w:sz w:val="19"/>
               </w:rPr>
-              <w:t>En curso.</w:t>
+              <w:t>En curso: las ocho historias están implementadas con sus pruebas en la semana 8; falta la revisión cruzada y la integración a la rama principal.</w:t>
             </w:r>
           </w:p>
         </w:tc>
@@ -14367,7 +14367,7 @@
               <w:rPr>
                 <w:sz w:val="19"/>
               </w:rPr>
-              <w:t>HU-08 a HU-13 (21 PF)</w:t>
+              <w:t>HU-09 a HU-13 (18 PF)</w:t>
             </w:r>
           </w:p>
         </w:tc>
@@ -14909,7 +14909,7 @@
               <w:rPr>
                 <w:sz w:val="19"/>
               </w:rPr>
-              <w:t>HU-04 Registrar un equipo por número de serie</w:t>
+              <w:t>HU-08 Administrar bodegas</w:t>
             </w:r>
           </w:p>
         </w:tc>
@@ -14923,7 +14923,7 @@
               <w:rPr>
                 <w:sz w:val="19"/>
               </w:rPr>
-              <w:t>E002</w:t>
+              <w:t>E003</w:t>
             </w:r>
           </w:p>
         </w:tc>
@@ -14937,7 +14937,7 @@
               <w:rPr>
                 <w:sz w:val="19"/>
               </w:rPr>
-              <w:t>5</w:t>
+              <w:t>3</w:t>
             </w:r>
           </w:p>
         </w:tc>
@@ -14951,7 +14951,7 @@
               <w:rPr>
                 <w:sz w:val="19"/>
               </w:rPr>
-              <w:t>2 (arrastre)</w:t>
+              <w:t>2 (adelantada)</w:t>
             </w:r>
           </w:p>
         </w:tc>
@@ -14981,7 +14981,7 @@
               <w:rPr>
                 <w:sz w:val="19"/>
               </w:rPr>
-              <w:t>HU-05 Listar equipos con filtros</w:t>
+              <w:t>HU-04 Registrar un equipo por número de serie</w:t>
             </w:r>
           </w:p>
         </w:tc>
@@ -15009,7 +15009,7 @@
               <w:rPr>
                 <w:sz w:val="19"/>
               </w:rPr>
-              <w:t>3</w:t>
+              <w:t>5</w:t>
             </w:r>
           </w:p>
         </w:tc>
@@ -15053,7 +15053,7 @@
               <w:rPr>
                 <w:sz w:val="19"/>
               </w:rPr>
-              <w:t>HU-07 Ficha del equipo con su historial</w:t>
+              <w:t>HU-05 Listar equipos con filtros</w:t>
             </w:r>
           </w:p>
         </w:tc>
@@ -15081,7 +15081,7 @@
               <w:rPr>
                 <w:sz w:val="19"/>
               </w:rPr>
-              <w:t>5</w:t>
+              <w:t>3</w:t>
             </w:r>
           </w:p>
         </w:tc>
@@ -15125,7 +15125,7 @@
               <w:rPr>
                 <w:sz w:val="19"/>
               </w:rPr>
-              <w:t>HU-06 Editar y desactivar usuarios</w:t>
+              <w:t>HU-07 Ficha del equipo con su historial</w:t>
             </w:r>
           </w:p>
         </w:tc>
@@ -15139,7 +15139,7 @@
               <w:rPr>
                 <w:sz w:val="19"/>
               </w:rPr>
-              <w:t>E001</w:t>
+              <w:t>E002</w:t>
             </w:r>
           </w:p>
         </w:tc>
@@ -15153,7 +15153,7 @@
               <w:rPr>
                 <w:sz w:val="19"/>
               </w:rPr>
-              <w:t>1</w:t>
+              <w:t>5</w:t>
             </w:r>
           </w:p>
         </w:tc>
@@ -15197,7 +15197,7 @@
               <w:rPr>
                 <w:sz w:val="19"/>
               </w:rPr>
-              <w:t>HU-08 Administrar bodegas</w:t>
+              <w:t>HU-06 Editar y desactivar usuarios</w:t>
             </w:r>
           </w:p>
         </w:tc>
@@ -15211,7 +15211,7 @@
               <w:rPr>
                 <w:sz w:val="19"/>
               </w:rPr>
-              <w:t>E003</w:t>
+              <w:t>E001</w:t>
             </w:r>
           </w:p>
         </w:tc>
@@ -15225,7 +15225,7 @@
               <w:rPr>
                 <w:sz w:val="19"/>
               </w:rPr>
-              <w:t>3</w:t>
+              <w:t>1</w:t>
             </w:r>
           </w:p>
         </w:tc>
@@ -15239,7 +15239,7 @@
               <w:rPr>
                 <w:sz w:val="19"/>
               </w:rPr>
-              <w:t>3</w:t>
+              <w:t>2 (arrastre)</w:t>
             </w:r>
           </w:p>
         </w:tc>
